--- a/scratch/api_generated.docx
+++ b/scratch/api_generated.docx
@@ -744,7 +744,7 @@
           <w:szCs w:val="28"/>
           <w:rtl w:val="0"/>
         </w:rPr>
-        <w:t xml:space="preserve">AKSI UNJUK RASA DAMAI OLEH KELOMPOK MAHASISWA BEM SOSPOL UNIVERSITAS DIPONEGORO (UNDIP) DI DEPAN KANTOR DPRD PROVINSI JAWA TENGAH KOTA SEMARANG</w:t>
+        <w:t xml:space="preserve">TINDAK PIDANA PENCURIAN DENGAN PEMBERATAN (CURAT) SPESIALIS RUMAH KOS KOSONG DI WILAYAH KECAMATAN TEMBALANG KOTA SEMARANG PADA MASA LIBUR PERKULIAHAN MAHASISWA</w:t>
       </w:r>
     </w:p>
     <w:p>
@@ -1087,7 +1087,7 @@
           <w:vertAlign w:val="baseline"/>
           <w:rtl w:val="0"/>
         </w:rPr>
-        <w:t xml:space="preserve">Semarang, 30 Juni 2026</w:t>
+        <w:t xml:space="preserve">Semarang, 9 Juli 2026</w:t>
       </w:r>
     </w:p>
     <w:p>
@@ -1741,7 +1741,7 @@
           <w:vertAlign w:val="baseline"/>
           <w:rtl w:val="0"/>
         </w:rPr>
-        <w:t xml:space="preserve">TANGGAL : 30 Juni 2026</w:t>
+        <w:t xml:space="preserve">TANGGAL : 9 Juli 2026</w:t>
       </w:r>
       <w:r>
         <w:rPr>
@@ -1950,7 +1950,7 @@
           <w:vertAlign w:val="baseline"/>
           <w:rtl w:val="0"/>
         </w:rPr>
-        <w:t xml:space="preserve">Aksi Unjuk Rasa Damai Oleh Kelompok Mahasiswa BEM Sospol Universitas Diponegoro (Undip) Di Depan Kantor DPRD Provinsi Jawa Tengah Kota Semarang.</w:t>
+        <w:t xml:space="preserve">Tindak Pidana Pencurian Dengan Pemberatan (Curat) Spesialis Rumah Kos Kosong Di Wilayah Kecamatan Tembalang Kota Semarang Pada Masa Libur Perkuliahan Mahasiswa.</w:t>
       </w:r>
       <w:r>
         <w:rPr>
@@ -2146,7 +2146,7 @@
         <w:rPr>
           <w:rFonts w:ascii="Arial" w:hAnsi="Arial" w:cs="Arial" w:eastAsia="Arial"/>
         </w:rPr>
-        <w:t xml:space="preserve">Pada hari Selasa tanggal 30 Juni 2026 mulai pukul 10.00 WIB s.d. 14.30 WIB, bertempat di depan pintu gerbang Kantor DPRD Provinsi Jawa Tengah, Jl. Pahlawan No. 7, Kota Semarang, telah berlangsung aksi unjuk rasa damai yang diselenggarakan oleh Badan Eksekutif Mahasiswa (BEM) Sospol Universitas Diponegoro (Undip). Aksi tersebut diikuti oleh sekitar 150 orang mahasiswa dengan penanggung jawab sekaligus Koordinator Lapangan (Korlap) atas nama Muhammad Fajar (Ketua BEM Sospol Undip, TTL: Semarang, 12 April 2004, Alamat: Tembalang, Kota Semarang).</w:t>
+        <w:t xml:space="preserve">A. Pada hari Kamis tanggal 9 Juli 2026 sekira pukul 09.00 WIB, telah dilaporkan adanya tindak pidana pencurian dengan pemberatan (curat) yang menyasar rumah kos mahasiswa 'Griya Anugerah' yang berlokasi di Jl. Banjarsari Selatan No. 45, Kelurahan Tembalang, Kecamatan Tembalang, Kota Semarang. Kejadian tersebut memanfaatkan situasi wilayah Tembalang yang sepi akibat memasuki masa libur semester genap perkuliahan mahasiswa.</w:t>
       </w:r>
     </w:p>
     <w:p>
@@ -2169,7 +2169,7 @@
         <w:rPr>
           <w:rFonts w:ascii="Arial" w:hAnsi="Arial" w:cs="Arial" w:eastAsia="Arial"/>
         </w:rPr>
-        <w:t xml:space="preserve">Adapun alat peraga yang digunakan oleh massa aksi dalam kegiatan tersebut antara lain bendera almamater Undip, bendera merah putih, pengeras suara (megaphone), serta beberapa spanduk dan pamflet yang bertuliskan tuntutan antara lain 'Reformasi Agraria Harga Mati', 'Evaluasi Kinerja Pemprov Jateng', dan 'Rakyat Menjerit, Penguasa Melejit'.</w:t>
+        <w:t xml:space="preserve">B. Kronologis penemuan kejadian bermula ketika penjaga kos atas nama Sdr. Bambang Hermawan sedang melakukan kontrol rutin ke area kamar kos lantai dua dan tiga yang seluruhnya kosong ditinggal mudik oleh penghuninya. Saat melakukan pemeriksaan, saksi mendapati 3 (tiga) pintu kamar kos (Kamar 12, 15, dan 18) dalam kondisi rusak pada bagian slot kunci dan terbuka. Setelah diperiksa lebih lanjut, kondisi di dalam kamar sudah dalam keadaan acak-acakan.</w:t>
       </w:r>
     </w:p>
     <w:p>
@@ -2192,7 +2192,7 @@
         <w:rPr>
           <w:rFonts w:ascii="Arial" w:hAnsi="Arial" w:cs="Arial" w:eastAsia="Arial"/>
         </w:rPr>
-        <w:t xml:space="preserve">Kronologis jalannya aksi unjuk rasa dimulai pada pukul 09.30 WIB, di mana massa berkumpul di titik kumpul kawasan Pleburan, Semarang Selatan. Selanjutnya pada pukul 10.00 WIB, massa melakukan long march menuju depan Kantor DPRD Provinsi Jawa Tengah dengan pengawalan dari Satlantas Polrestabes Semarang. Setibanya di lokasi pada pukul 10.30 WIB, massa langsung melakukan orasi secara bergantian yang intinya mengkritisi kebijakan agraria daerah serta menuntut transparansi anggaran pembangunan di Jawa Tengah.</w:t>
+        <w:t xml:space="preserve">C. Saksi-saksi dalam kejadian tersebut antara lain sebagai berikut :</w:t>
       </w:r>
     </w:p>
     <w:p>
@@ -2215,7 +2215,113 @@
         <w:rPr>
           <w:rFonts w:ascii="Arial" w:hAnsi="Arial" w:cs="Arial" w:eastAsia="Arial"/>
         </w:rPr>
-        <w:t xml:space="preserve">Pada pukul 13.00 WIB, perwakilan massa aksi sebanyak 5 (lima) orang dipimpin oleh Muhammad Fajar diterima untuk melakukan audiensi di ruang aspirasi DPRD Provinsi Jawa Tengah oleh Anggota Komisi A DPRD Jateng, Bapak Bambang Susilo, S.H., M.H. Dalam audiensi tersebut, pihak mahasiswa menyerahkan berkas tuntutan tertulis yang berisi 5 poin tuntutan utama terkait reforma agraria dan jaminan hak-hak petani di Jawa Tengah. Pihak DPRD Jateng menyambut baik aspirasi tersebut dan berjanji akan menindaklanjutinya dalam rapat dengar pendapat komisi pekan depan. Setelah audiensi selesai, pada pukul 14.30 WIB, massa aksi membubarkan diri dengan tertib dan situasi terpantau aman kondusif.</w:t>
+        <w:t xml:space="preserve">1. Sdr. Bambang Hermawan, umur 48 tahun, pekerjaan penjaga kos, alamat Jl. Banjarsari Selatan No. 45, Kelurahan Tembalang, Kecamatan Tembalang, Kota Semarang (Saksi yang pertama kali mengetahui kejadian).</w:t>
+      </w:r>
+    </w:p>
+    <w:p>
+      <w:pPr>
+        <w:spacing w:after="120"/>
+        <w:rPr>
+          <w:rFonts w:ascii="Arial" w:hAnsi="Arial" w:cs="Arial" w:eastAsia="Arial"/>
+        </w:rPr>
+      </w:pPr>
+    </w:p>
+    <w:p>
+      <w:pPr>
+        <w:ind w:left="1134"/>
+        <w:jc w:val="both"/>
+        <w:rPr>
+          <w:rFonts w:ascii="Arial" w:hAnsi="Arial" w:cs="Arial" w:eastAsia="Arial"/>
+        </w:rPr>
+      </w:pPr>
+      <w:r>
+        <w:rPr>
+          <w:rFonts w:ascii="Arial" w:hAnsi="Arial" w:cs="Arial" w:eastAsia="Arial"/>
+        </w:rPr>
+        <w:t xml:space="preserve">2. Sdri. Kartika Sari, umur 45 tahun, pekerjaan ibu rumah tangga/pemilik kos, alamat Jl. Mulawarman Raya No. 12, Kelurahan Kramas, Kecamatan Tembalang, Kota Semarang.</w:t>
+      </w:r>
+    </w:p>
+    <w:p>
+      <w:pPr>
+        <w:spacing w:after="120"/>
+        <w:rPr>
+          <w:rFonts w:ascii="Arial" w:hAnsi="Arial" w:cs="Arial" w:eastAsia="Arial"/>
+        </w:rPr>
+      </w:pPr>
+    </w:p>
+    <w:p>
+      <w:pPr>
+        <w:ind w:left="1134"/>
+        <w:jc w:val="both"/>
+        <w:rPr>
+          <w:rFonts w:ascii="Arial" w:hAnsi="Arial" w:cs="Arial" w:eastAsia="Arial"/>
+        </w:rPr>
+      </w:pPr>
+      <w:r>
+        <w:rPr>
+          <w:rFonts w:ascii="Arial" w:hAnsi="Arial" w:cs="Arial" w:eastAsia="Arial"/>
+        </w:rPr>
+        <w:t xml:space="preserve">D. Berdasarkan hasil olah TKP awal oleh Unit Reskrim Polsek Tembalang bersama Tim Inafis Polrestabes Semarang, diperoleh beberapa temuan sebagai berikut :</w:t>
+      </w:r>
+    </w:p>
+    <w:p>
+      <w:pPr>
+        <w:ind w:left="1134"/>
+        <w:jc w:val="both"/>
+        <w:rPr>
+          <w:rFonts w:ascii="Arial" w:hAnsi="Arial" w:cs="Arial" w:eastAsia="Arial"/>
+        </w:rPr>
+      </w:pPr>
+      <w:r>
+        <w:rPr>
+          <w:rFonts w:ascii="Arial" w:hAnsi="Arial" w:cs="Arial" w:eastAsia="Arial"/>
+        </w:rPr>
+        <w:t xml:space="preserve">1. Pelaku diduga masuk ke dalam area kos dengan cara memanjat pagar samping yang berbatasan langsung dengan lahan kosong yang sepi.</w:t>
+      </w:r>
+    </w:p>
+    <w:p>
+      <w:pPr>
+        <w:ind w:left="1134"/>
+        <w:jc w:val="both"/>
+        <w:rPr>
+          <w:rFonts w:ascii="Arial" w:hAnsi="Arial" w:cs="Arial" w:eastAsia="Arial"/>
+        </w:rPr>
+      </w:pPr>
+      <w:r>
+        <w:rPr>
+          <w:rFonts w:ascii="Arial" w:hAnsi="Arial" w:cs="Arial" w:eastAsia="Arial"/>
+        </w:rPr>
+        <w:t xml:space="preserve">2. Pelaku merusak pintu kamar menggunakan alat bantu berupa linggis atau obeng besar, terlihat dari bekas congkelan pada kusen kayu pintu kamar kos.</w:t>
+      </w:r>
+    </w:p>
+    <w:p>
+      <w:pPr>
+        <w:ind w:left="1134"/>
+        <w:jc w:val="both"/>
+        <w:rPr>
+          <w:rFonts w:ascii="Arial" w:hAnsi="Arial" w:cs="Arial" w:eastAsia="Arial"/>
+        </w:rPr>
+      </w:pPr>
+      <w:r>
+        <w:rPr>
+          <w:rFonts w:ascii="Arial" w:hAnsi="Arial" w:cs="Arial" w:eastAsia="Arial"/>
+        </w:rPr>
+        <w:t xml:space="preserve">3. Barang-barang berharga milik mahasiswa yang hilang antara lain 2 (dua) unit laptop merk ASUS, 1 (satu) unit kamera DSLR Canon, dan beberapa barang elektronik lainnya yang sengaja ditinggal oleh penghuninya selama masa liburan.</w:t>
+      </w:r>
+    </w:p>
+    <w:p>
+      <w:pPr>
+        <w:ind w:left="1134"/>
+        <w:jc w:val="both"/>
+        <w:rPr>
+          <w:rFonts w:ascii="Arial" w:hAnsi="Arial" w:cs="Arial" w:eastAsia="Arial"/>
+        </w:rPr>
+      </w:pPr>
+      <w:r>
+        <w:rPr>
+          <w:rFonts w:ascii="Arial" w:hAnsi="Arial" w:cs="Arial" w:eastAsia="Arial"/>
+        </w:rPr>
+        <w:t xml:space="preserve">4. Total kerugian materiil akibat kejadian tersebut diperkirakan mencapai Rp 25.000.000,- (dua puluh lima juta rupiah).</w:t>
       </w:r>
     </w:p>
     <w:p>
@@ -2371,7 +2477,7 @@
         <w:rPr>
           <w:rFonts w:ascii="Arial" w:hAnsi="Arial" w:cs="Arial" w:eastAsia="Arial"/>
         </w:rPr>
-        <w:t xml:space="preserve">Aksi unjuk rasa yang dilakukan oleh BEM Sospol Undip merupakan bentuk respon kritis mahasiswa terhadap isu-isu sosial-politik lokal, khususnya terkait agraria dan tata kelola pemerintahan di Jawa Tengah.</w:t>
+        <w:t xml:space="preserve">1. Wilayah Tembalang yang didominasi oleh pemukiman mahasiswa (kos-kosan) mengalami penurunan aktivitas secara drastis (sepi) selama masa libur kuliah, sehingga menciptakan kerawanan tinggi terhadap tindak pidana pencurian.</w:t>
       </w:r>
     </w:p>
     <w:p>
@@ -2386,7 +2492,22 @@
         <w:rPr>
           <w:rFonts w:ascii="Arial" w:hAnsi="Arial" w:cs="Arial" w:eastAsia="Arial"/>
         </w:rPr>
-        <w:t xml:space="preserve">Kegiatan unjuk rasa berjalan dengan tertib karena adanya koordinasi yang baik antara korlap aksi dengan aparat keamanan, serta kesediaan pihak DPRD Provinsi Jawa Tengah untuk menerima audiensi secara langsung sehingga meredam potensi gesekan di lapangan.</w:t>
+        <w:t xml:space="preserve">2. Kurangnya pengawasan internal dari pemilik kos serta tidak adanya sistem pengamanan tambahan seperti CCTV aktif dan penjagaan 24 jam menjadi faktor utama yang dimanfaatkan oleh pelaku kejahatan.</w:t>
+      </w:r>
+    </w:p>
+    <w:p>
+      <w:pPr>
+        <w:ind w:left="1134"/>
+        <w:jc w:val="both"/>
+        <w:rPr>
+          <w:rFonts w:ascii="Arial" w:hAnsi="Arial" w:cs="Arial" w:eastAsia="Arial"/>
+        </w:rPr>
+      </w:pPr>
+      <w:r>
+        <w:rPr>
+          <w:rFonts w:ascii="Arial" w:hAnsi="Arial" w:cs="Arial" w:eastAsia="Arial"/>
+        </w:rPr>
+        <w:t xml:space="preserve">3. Modus operandi pelaku dengan merusak kunci pintu menunjukkan adanya perencanaan dan pemantauan situasi sebelumnya untuk memastikan kamar target benar-benar kosong.</w:t>
       </w:r>
     </w:p>
     <w:p>
@@ -2445,7 +2566,7 @@
         <w:rPr>
           <w:rFonts w:ascii="Arial" w:hAnsi="Arial" w:cs="Arial" w:eastAsia="Arial"/>
         </w:rPr>
-        <w:t xml:space="preserve">Apabila tuntutan yang disampaikan oleh mahasiswa tidak segera ditindaklanjuti oleh DPRD Provinsi Jawa Tengah dalam kurun waktu yang dijanjikan, terdapat potensi BEM Sospol Undip akan mengonsolidasikan massa yang lebih besar berkolaborasi dengan elemen mahasiswa dari universitas lain di Kota Semarang.</w:t>
+        <w:t xml:space="preserve">1. Apabila tidak segera diantisipasi melalui peningkatan patroli, kasus serupa berpotensi kembali terjadi di lokasi kos-kosan lain yang ditinggal kosong oleh mahasiswa.</w:t>
       </w:r>
     </w:p>
     <w:p>
@@ -2460,7 +2581,22 @@
         <w:rPr>
           <w:rFonts w:ascii="Arial" w:hAnsi="Arial" w:cs="Arial" w:eastAsia="Arial"/>
         </w:rPr>
-        <w:t xml:space="preserve">Isu agraria dan evaluasi kinerja pemerintah daerah berpotensi terus digulirkan di media sosial oleh akun-akun akademis dan aktivis guna menarik simpati publik secara luas.</w:t>
+        <w:t xml:space="preserve">2. Kejadian ini dapat menimbulkan keresahan di kalangan mahasiswa yang sedang berlibur serta menurunkan tingkat kepercayaan masyarakat terhadap jaminan keamanan di lingkungan sekitar kampus.</w:t>
+      </w:r>
+    </w:p>
+    <w:p>
+      <w:pPr>
+        <w:ind w:left="1134"/>
+        <w:jc w:val="both"/>
+        <w:rPr>
+          <w:rFonts w:ascii="Arial" w:hAnsi="Arial" w:cs="Arial" w:eastAsia="Arial"/>
+        </w:rPr>
+      </w:pPr>
+      <w:r>
+        <w:rPr>
+          <w:rFonts w:ascii="Arial" w:hAnsi="Arial" w:cs="Arial" w:eastAsia="Arial"/>
+        </w:rPr>
+        <w:t xml:space="preserve">3. Kasus ini berpotensi menjadi viral di media sosial komunitas mahasiswa Semarang jika tidak segera ditangani secara cepat dan transparan oleh pihak kepolisian.</w:t>
       </w:r>
     </w:p>
     <w:p>
@@ -2519,7 +2655,7 @@
         <w:rPr>
           <w:rFonts w:ascii="Arial" w:hAnsi="Arial" w:cs="Arial" w:eastAsia="Arial"/>
         </w:rPr>
-        <w:t xml:space="preserve">Melakukan pengamanan terbuka dan tertutup di sekitar lokasi aksi unjuk rasa dengan mengerahkan personel gabungan Polrestabes Semarang dan Polsek Semarang Selatan.</w:t>
+        <w:t xml:space="preserve">1. Mendatangi dan mengamankan Tempat Kejadian Perkara (TKP) serta memasang garis polisi (police line).</w:t>
       </w:r>
     </w:p>
     <w:p>
@@ -2534,7 +2670,7 @@
         <w:rPr>
           <w:rFonts w:ascii="Arial" w:hAnsi="Arial" w:cs="Arial" w:eastAsia="Arial"/>
         </w:rPr>
-        <w:t xml:space="preserve">Melakukan pengawalan rute perjalanan massa aksi dari titik kumpul menuju lokasi unjuk rasa guna mencegah kemacetan lalu lintas.</w:t>
+        <w:t xml:space="preserve">2. Melakukan olah TKP bersama Tim Inafis Polrestabes Semarang guna mengidentifikasi sidik jari maupun barang bukti yang ditinggalkan pelaku.</w:t>
       </w:r>
     </w:p>
     <w:p>
@@ -2549,7 +2685,7 @@
         <w:rPr>
           <w:rFonts w:ascii="Arial" w:hAnsi="Arial" w:cs="Arial" w:eastAsia="Arial"/>
         </w:rPr>
-        <w:t xml:space="preserve">Memfasilitasi dan mendampingi proses audiensi antara perwakilan mahasiswa dengan Anggota Komisi A DPRD Provinsi Jawa Tengah agar berjalan aman dan tertib.</w:t>
+        <w:t xml:space="preserve">3. Mengumpulkan keterangan dari para saksi di sekitar lokasi kejadian.</w:t>
       </w:r>
     </w:p>
     <w:p>
@@ -2564,7 +2700,22 @@
         <w:rPr>
           <w:rFonts w:ascii="Arial" w:hAnsi="Arial" w:cs="Arial" w:eastAsia="Arial"/>
         </w:rPr>
-        <w:t xml:space="preserve">Melakukan dokumentasi dan monitoring jalannya aksi dari awal hingga massa membubarkan diri secara kondusif.</w:t>
+        <w:t xml:space="preserve">4. Melakukan koordinasi dengan ketua RT/RW dan tokoh masyarakat setempat untuk mengimbau pemilik kos agar memperketat pengamanan.</w:t>
+      </w:r>
+    </w:p>
+    <w:p>
+      <w:pPr>
+        <w:ind w:left="1134"/>
+        <w:jc w:val="both"/>
+        <w:rPr>
+          <w:rFonts w:ascii="Arial" w:hAnsi="Arial" w:cs="Arial" w:eastAsia="Arial"/>
+        </w:rPr>
+      </w:pPr>
+      <w:r>
+        <w:rPr>
+          <w:rFonts w:ascii="Arial" w:hAnsi="Arial" w:cs="Arial" w:eastAsia="Arial"/>
+        </w:rPr>
+        <w:t xml:space="preserve">5. Meningkatkan intensitas patroli preventif oleh Unit Samapta Polsek Tembalang pada jam-jam rawan di area pemukiman mahasiswa.</w:t>
       </w:r>
     </w:p>
     <w:p>
@@ -2623,7 +2774,7 @@
         <w:rPr>
           <w:rFonts w:ascii="Arial" w:hAnsi="Arial" w:cs="Arial" w:eastAsia="Arial"/>
         </w:rPr>
-        <w:t xml:space="preserve">Disarankan kepada fungsi intelijen untuk tetap melakukan monitoring dan penggalangan terhadap tokoh-tokoh BEM Sospol Undip guna memantau perkembangan rencana aksi lanjutan.</w:t>
+        <w:t xml:space="preserve">1. Menyarankan kepada Kapolsek Tembalang untuk menginstruksikan Unit Binmas guna melakukan sosialisasi masif kepada para pemilik kos agar memasang CCTV dan tidak membiarkan kos kosong tanpa penjagaan.</w:t>
       </w:r>
     </w:p>
     <w:p>
@@ -2638,7 +2789,7 @@
         <w:rPr>
           <w:rFonts w:ascii="Arial" w:hAnsi="Arial" w:cs="Arial" w:eastAsia="Arial"/>
         </w:rPr>
-        <w:t xml:space="preserve">Melakukan koordinasi dengan pihak humas DPRD Provinsi Jawa Tengah untuk memastikan transparansi tindak lanjut hasil audiensi guna meredam ketidakpuasan mahasiswa.</w:t>
+        <w:t xml:space="preserve">2. Merekomendasikan pembentukan Satgas Khusus Patroli Wilayah Kos-Kosan kosong guna menekan ruang gerak pelaku kejahatan spesialis curat selama masa libur kuliah.</w:t>
       </w:r>
     </w:p>
     <w:p>
